--- a/reto/Evidencias-Reto-Terraform.docx
+++ b/reto/Evidencias-Reto-Terraform.docx
@@ -273,9 +273,9 @@
               <w:rPr>
                 <w:b/>
                 <w:bCs/>
-                <w:color w:val="B26A00"/>
-              </w:rPr>
-              <w:t xml:space="preserve">PENDIENTE</w:t>
+                <w:color w:val="2E7D32"/>
+              </w:rPr>
+              <w:t xml:space="preserve">PASS</w:t>
             </w:r>
           </w:p>
         </w:tc>
@@ -301,7 +301,7 @@
                 <w:b w:val="false"/>
                 <w:bCs w:val="false"/>
               </w:rPr>
-              <w:t xml:space="preserve">Figura 1 (agregar captura)</w:t>
+              <w:t xml:space="preserve">Figura 1: Terraform has been successfully initialized!</w:t>
             </w:r>
           </w:p>
         </w:tc>
@@ -678,9 +678,9 @@
               <w:rPr>
                 <w:b/>
                 <w:bCs/>
-                <w:color w:val="B26A00"/>
-              </w:rPr>
-              <w:t xml:space="preserve">PENDIENTE</w:t>
+                <w:color w:val="2E7D32"/>
+              </w:rPr>
+              <w:t xml:space="preserve">PASS</w:t>
             </w:r>
           </w:p>
         </w:tc>
@@ -706,7 +706,7 @@
                 <w:b w:val="false"/>
                 <w:bCs w:val="false"/>
               </w:rPr>
-              <w:t xml:space="preserve">Figura 6 (agregar captura)</w:t>
+              <w:t xml:space="preserve">Figura 6: Destroy complete! Resources: 3 destroyed.</w:t>
             </w:r>
           </w:p>
         </w:tc>
@@ -734,71 +734,13 @@
         <w:t xml:space="preserve">Figura 1 · terraform init</w:t>
       </w:r>
     </w:p>
-    <w:tbl>
-      <w:tblPr>
-        <w:tblW w:type="dxa" w:w="9360"/>
-        <w:tblBorders>
-          <w:top w:val="single" w:color="auto" w:sz="4"/>
-          <w:left w:val="single" w:color="auto" w:sz="4"/>
-          <w:bottom w:val="single" w:color="auto" w:sz="4"/>
-          <w:right w:val="single" w:color="auto" w:sz="4"/>
-          <w:insideH w:val="single" w:color="auto" w:sz="4"/>
-          <w:insideV w:val="single" w:color="auto" w:sz="4"/>
-        </w:tblBorders>
-      </w:tblPr>
-      <w:tblGrid>
-        <w:gridCol w:w="9360"/>
-      </w:tblGrid>
-      <w:tr>
-        <w:tc>
-          <w:tcPr>
-            <w:tcW w:type="dxa" w:w="9360"/>
-            <w:tcBorders>
-              <w:top w:val="single" w:color="BBBBBB" w:sz="4"/>
-              <w:left w:val="single" w:color="BBBBBB" w:sz="4"/>
-              <w:bottom w:val="single" w:color="BBBBBB" w:sz="4"/>
-              <w:right w:val="single" w:color="BBBBBB" w:sz="4"/>
-            </w:tcBorders>
-            <w:shd w:fill="FFF4CC" w:color="auto" w:val="clear"/>
-            <w:tcMar>
-              <w:top w:type="dxa" w:w="70"/>
-              <w:left w:type="dxa" w:w="110"/>
-              <w:bottom w:type="dxa" w:w="70"/>
-              <w:right w:type="dxa" w:w="110"/>
-            </w:tcMar>
-          </w:tcPr>
-          <w:p>
-            <w:r>
-              <w:rPr>
-                <w:b w:val="false"/>
-                <w:bCs w:val="false"/>
-              </w:rPr>
-              <w:t xml:space="preserve">Pegar aquí la captura de terraform init (debe mostrar “Terraform has been successfully initialized!”).</w:t>
-            </w:r>
-          </w:p>
-        </w:tc>
-      </w:tr>
-    </w:tbl>
     <w:p>
       <w:pPr>
         <w:keepNext/>
         <w:spacing w:after="100"/>
       </w:pPr>
       <w:r>
-        <w:rPr>
-          <w:b/>
-          <w:bCs/>
-        </w:rPr>
-        <w:t xml:space="preserve">Figura 2 · terraform validate y terraform plan</w:t>
-      </w:r>
-    </w:p>
-    <w:p>
-      <w:pPr>
-        <w:keepNext/>
-        <w:spacing w:after="100"/>
-      </w:pPr>
-      <w:r>
-        <w:t xml:space="preserve">Validación exitosa y plan con 3 recursos a crear (EC2, Security Group y SQS). Los data sources solo se leen.</w:t>
+        <w:t xml:space="preserve">Inicialización exitosa: se reutiliza el provider hashicorp/aws v5.100.0 fijado en el lock file.</w:t>
       </w:r>
     </w:p>
     <w:p>
@@ -809,9 +751,9 @@
       <w:r>
         <w:drawing>
           <wp:inline distT="0" distB="0" distL="0" distR="0">
-            <wp:extent cx="5715000" cy="2400300"/>
+            <wp:extent cx="5715000" cy="1990725"/>
             <wp:effectExtent t="0" r="0" b="0" l="0"/>
-            <wp:docPr id="1" name="1792513983606_image.png" descr="Captura de evidencia" title="1792513983606_image.png"/>
+            <wp:docPr id="1" name="/home/claude/doc/init.png" descr="Captura de evidencia" title="/home/claude/doc/init.png"/>
             <wp:cNvGraphicFramePr>
               <a:graphicFrameLocks xmlns:a="http://schemas.openxmlformats.org/drawingml/2006/main" noChangeAspect="1"/>
             </wp:cNvGraphicFramePr>
@@ -834,7 +776,7 @@
                   <pic:spPr bwMode="auto">
                     <a:xfrm>
                       <a:off x="0" y="0"/>
-                      <a:ext cx="5715000" cy="2400300"/>
+                      <a:ext cx="5715000" cy="1990725"/>
                     </a:xfrm>
                     <a:prstGeom prst="rect">
                       <a:avLst/>
@@ -857,7 +799,7 @@
           <w:b/>
           <w:bCs/>
         </w:rPr>
-        <w:t xml:space="preserve">Figura 3 · terraform apply</w:t>
+        <w:t xml:space="preserve">Figura 2 · terraform validate y terraform plan</w:t>
       </w:r>
     </w:p>
     <w:p>
@@ -866,7 +808,7 @@
         <w:spacing w:after="100"/>
       </w:pPr>
       <w:r>
-        <w:t xml:space="preserve">Se crearon los 3 recursos: Security Group, instancia EC2 (i-0def892f97de24255) y cola SQS.</w:t>
+        <w:t xml:space="preserve">Validación exitosa y plan con 3 recursos a crear (EC2, Security Group y SQS). Los data sources solo se leen.</w:t>
       </w:r>
     </w:p>
     <w:p>
@@ -877,9 +819,9 @@
       <w:r>
         <w:drawing>
           <wp:inline distT="0" distB="0" distL="0" distR="0">
-            <wp:extent cx="5715000" cy="2466975"/>
+            <wp:extent cx="5715000" cy="2400300"/>
             <wp:effectExtent t="0" r="0" b="0" l="0"/>
-            <wp:docPr id="1" name="1792513993313_image.png" descr="Captura de evidencia" title="1792513993313_image.png"/>
+            <wp:docPr id="1" name="1792513983606_image.png" descr="Captura de evidencia" title="1792513983606_image.png"/>
             <wp:cNvGraphicFramePr>
               <a:graphicFrameLocks xmlns:a="http://schemas.openxmlformats.org/drawingml/2006/main" noChangeAspect="1"/>
             </wp:cNvGraphicFramePr>
@@ -902,7 +844,7 @@
                   <pic:spPr bwMode="auto">
                     <a:xfrm>
                       <a:off x="0" y="0"/>
-                      <a:ext cx="5715000" cy="2466975"/>
+                      <a:ext cx="5715000" cy="2400300"/>
                     </a:xfrm>
                     <a:prstGeom prst="rect">
                       <a:avLst/>
@@ -925,7 +867,7 @@
           <w:b/>
           <w:bCs/>
         </w:rPr>
-        <w:t xml:space="preserve">Figura 4 · Outputs y functional check</w:t>
+        <w:t xml:space="preserve">Figura 3 · terraform apply</w:t>
       </w:r>
     </w:p>
     <w:p>
@@ -934,7 +876,7 @@
         <w:spacing w:after="100"/>
       </w:pPr>
       <w:r>
-        <w:t xml:space="preserve">Outputs del slice, estado de la instancia en running y prueba de la cola: un mensaje enviado con send-message se recibe con receive-message.</w:t>
+        <w:t xml:space="preserve">Se crearon los 3 recursos: Security Group, instancia EC2 (i-0def892f97de24255) y cola SQS.</w:t>
       </w:r>
     </w:p>
     <w:p>
@@ -945,9 +887,9 @@
       <w:r>
         <w:drawing>
           <wp:inline distT="0" distB="0" distL="0" distR="0">
-            <wp:extent cx="5715000" cy="2343150"/>
+            <wp:extent cx="5715000" cy="2466975"/>
             <wp:effectExtent t="0" r="0" b="0" l="0"/>
-            <wp:docPr id="1" name="1792513948888_image.png" descr="Captura de evidencia" title="1792513948888_image.png"/>
+            <wp:docPr id="1" name="1792513993313_image.png" descr="Captura de evidencia" title="1792513993313_image.png"/>
             <wp:cNvGraphicFramePr>
               <a:graphicFrameLocks xmlns:a="http://schemas.openxmlformats.org/drawingml/2006/main" noChangeAspect="1"/>
             </wp:cNvGraphicFramePr>
@@ -970,7 +912,7 @@
                   <pic:spPr bwMode="auto">
                     <a:xfrm>
                       <a:off x="0" y="0"/>
-                      <a:ext cx="5715000" cy="2343150"/>
+                      <a:ext cx="5715000" cy="2466975"/>
                     </a:xfrm>
                     <a:prstGeom prst="rect">
                       <a:avLst/>
@@ -993,7 +935,7 @@
           <w:b/>
           <w:bCs/>
         </w:rPr>
-        <w:t xml:space="preserve">Figura 5 · Instancia en la consola de AWS</w:t>
+        <w:t xml:space="preserve">Figura 4 · Outputs y functional check</w:t>
       </w:r>
     </w:p>
     <w:p>
@@ -1002,7 +944,7 @@
         <w:spacing w:after="100"/>
       </w:pPr>
       <w:r>
-        <w:t xml:space="preserve">reto-tf-ec2 en estado Running, tipo t3.micro, 3/3 status checks superados, en us-east-1a.</w:t>
+        <w:t xml:space="preserve">Outputs del slice, estado de la instancia en running y prueba de la cola: un mensaje enviado con send-message se recibe con receive-message.</w:t>
       </w:r>
     </w:p>
     <w:p>
@@ -1013,9 +955,9 @@
       <w:r>
         <w:drawing>
           <wp:inline distT="0" distB="0" distL="0" distR="0">
-            <wp:extent cx="5715000" cy="790575"/>
+            <wp:extent cx="5715000" cy="2343150"/>
             <wp:effectExtent t="0" r="0" b="0" l="0"/>
-            <wp:docPr id="1" name="1792514003678_image.png" descr="Captura de evidencia" title="1792514003678_image.png"/>
+            <wp:docPr id="1" name="1792513948888_image.png" descr="Captura de evidencia" title="1792513948888_image.png"/>
             <wp:cNvGraphicFramePr>
               <a:graphicFrameLocks xmlns:a="http://schemas.openxmlformats.org/drawingml/2006/main" noChangeAspect="1"/>
             </wp:cNvGraphicFramePr>
@@ -1038,6 +980,74 @@
                   <pic:spPr bwMode="auto">
                     <a:xfrm>
                       <a:off x="0" y="0"/>
+                      <a:ext cx="5715000" cy="2343150"/>
+                    </a:xfrm>
+                    <a:prstGeom prst="rect">
+                      <a:avLst/>
+                    </a:prstGeom>
+                  </pic:spPr>
+                </pic:pic>
+              </a:graphicData>
+            </a:graphic>
+          </wp:inline>
+        </w:drawing>
+      </w:r>
+    </w:p>
+    <w:p>
+      <w:pPr>
+        <w:keepNext/>
+        <w:spacing w:after="100"/>
+      </w:pPr>
+      <w:r>
+        <w:rPr>
+          <w:b/>
+          <w:bCs/>
+        </w:rPr>
+        <w:t xml:space="preserve">Figura 5 · Instancia en la consola de AWS</w:t>
+      </w:r>
+    </w:p>
+    <w:p>
+      <w:pPr>
+        <w:keepNext/>
+        <w:spacing w:after="100"/>
+      </w:pPr>
+      <w:r>
+        <w:t xml:space="preserve">reto-tf-ec2 en estado Running, tipo t3.micro, 3/3 status checks superados, en us-east-1a.</w:t>
+      </w:r>
+    </w:p>
+    <w:p>
+      <w:pPr>
+        <w:spacing w:after="120" w:before="120"/>
+        <w:jc w:val="center"/>
+      </w:pPr>
+      <w:r>
+        <w:drawing>
+          <wp:inline distT="0" distB="0" distL="0" distR="0">
+            <wp:extent cx="5715000" cy="790575"/>
+            <wp:effectExtent t="0" r="0" b="0" l="0"/>
+            <wp:docPr id="1" name="1792514003678_image.png" descr="Captura de evidencia" title="1792514003678_image.png"/>
+            <wp:cNvGraphicFramePr>
+              <a:graphicFrameLocks xmlns:a="http://schemas.openxmlformats.org/drawingml/2006/main" noChangeAspect="1"/>
+            </wp:cNvGraphicFramePr>
+            <a:graphic xmlns:a="http://schemas.openxmlformats.org/drawingml/2006/main">
+              <a:graphicData uri="http://schemas.openxmlformats.org/drawingml/2006/picture">
+                <pic:pic xmlns:pic="http://schemas.openxmlformats.org/drawingml/2006/picture">
+                  <pic:nvPicPr>
+                    <pic:cNvPr id="0" name="" descr=""/>
+                    <pic:cNvPicPr>
+                      <a:picLocks noChangeAspect="1" noChangeArrowheads="1"/>
+                    </pic:cNvPicPr>
+                  </pic:nvPicPr>
+                  <pic:blipFill>
+                    <a:blip r:embed="rId11" cstate="none"/>
+                    <a:srcRect/>
+                    <a:stretch>
+                      <a:fillRect/>
+                    </a:stretch>
+                  </pic:blipFill>
+                  <pic:spPr bwMode="auto">
+                    <a:xfrm>
+                      <a:off x="0" y="0"/>
                       <a:ext cx="5715000" cy="790575"/>
                     </a:xfrm>
                     <a:prstGeom prst="rect">
@@ -1064,51 +1074,107 @@
         <w:t xml:space="preserve">Figura 6 · terraform destroy</w:t>
       </w:r>
     </w:p>
-    <w:tbl>
-      <w:tblPr>
-        <w:tblW w:type="dxa" w:w="9360"/>
-        <w:tblBorders>
-          <w:top w:val="single" w:color="auto" w:sz="4"/>
-          <w:left w:val="single" w:color="auto" w:sz="4"/>
-          <w:bottom w:val="single" w:color="auto" w:sz="4"/>
-          <w:right w:val="single" w:color="auto" w:sz="4"/>
-          <w:insideH w:val="single" w:color="auto" w:sz="4"/>
-          <w:insideV w:val="single" w:color="auto" w:sz="4"/>
-        </w:tblBorders>
-      </w:tblPr>
-      <w:tblGrid>
-        <w:gridCol w:w="9360"/>
-      </w:tblGrid>
-      <w:tr>
-        <w:tc>
-          <w:tcPr>
-            <w:tcW w:type="dxa" w:w="9360"/>
-            <w:tcBorders>
-              <w:top w:val="single" w:color="BBBBBB" w:sz="4"/>
-              <w:left w:val="single" w:color="BBBBBB" w:sz="4"/>
-              <w:bottom w:val="single" w:color="BBBBBB" w:sz="4"/>
-              <w:right w:val="single" w:color="BBBBBB" w:sz="4"/>
-            </w:tcBorders>
-            <w:shd w:fill="FFF4CC" w:color="auto" w:val="clear"/>
-            <w:tcMar>
-              <w:top w:type="dxa" w:w="70"/>
-              <w:left w:type="dxa" w:w="110"/>
-              <w:bottom w:type="dxa" w:w="70"/>
-              <w:right w:type="dxa" w:w="110"/>
-            </w:tcMar>
-          </w:tcPr>
-          <w:p>
-            <w:r>
-              <w:rPr>
-                <w:b w:val="false"/>
-                <w:bCs w:val="false"/>
-              </w:rPr>
-              <w:t xml:space="preserve">Pegar aquí la captura de terraform state list y terraform destroy (debe mostrar “Destroy complete! Resources: 3 destroyed.”).</w:t>
-            </w:r>
-          </w:p>
-        </w:tc>
-      </w:tr>
-    </w:tbl>
+    <w:p>
+      <w:pPr>
+        <w:keepNext/>
+        <w:spacing w:after="100"/>
+      </w:pPr>
+      <w:r>
+        <w:t xml:space="preserve">Antes de destruir se revisó terraform state list: solo aparecen aws_instance.reto, aws_security_group.reto y aws_sqs_queue.reto (los data.* solo se leen). El destroy eliminó únicamente esos 3 recursos.</w:t>
+      </w:r>
+    </w:p>
+    <w:p>
+      <w:pPr>
+        <w:spacing w:after="120" w:before="120"/>
+        <w:jc w:val="center"/>
+      </w:pPr>
+      <w:r>
+        <w:drawing>
+          <wp:inline distT="0" distB="0" distL="0" distR="0">
+            <wp:extent cx="5715000" cy="2828925"/>
+            <wp:effectExtent t="0" r="0" b="0" l="0"/>
+            <wp:docPr id="1" name="1792514210067_image.png" descr="Captura de evidencia" title="1792514210067_image.png"/>
+            <wp:cNvGraphicFramePr>
+              <a:graphicFrameLocks xmlns:a="http://schemas.openxmlformats.org/drawingml/2006/main" noChangeAspect="1"/>
+            </wp:cNvGraphicFramePr>
+            <a:graphic xmlns:a="http://schemas.openxmlformats.org/drawingml/2006/main">
+              <a:graphicData uri="http://schemas.openxmlformats.org/drawingml/2006/picture">
+                <pic:pic xmlns:pic="http://schemas.openxmlformats.org/drawingml/2006/picture">
+                  <pic:nvPicPr>
+                    <pic:cNvPr id="0" name="" descr=""/>
+                    <pic:cNvPicPr>
+                      <a:picLocks noChangeAspect="1" noChangeArrowheads="1"/>
+                    </pic:cNvPicPr>
+                  </pic:nvPicPr>
+                  <pic:blipFill>
+                    <a:blip r:embed="rId12" cstate="none"/>
+                    <a:srcRect/>
+                    <a:stretch>
+                      <a:fillRect/>
+                    </a:stretch>
+                  </pic:blipFill>
+                  <pic:spPr bwMode="auto">
+                    <a:xfrm>
+                      <a:off x="0" y="0"/>
+                      <a:ext cx="5715000" cy="2828925"/>
+                    </a:xfrm>
+                    <a:prstGeom prst="rect">
+                      <a:avLst/>
+                    </a:prstGeom>
+                  </pic:spPr>
+                </pic:pic>
+              </a:graphicData>
+            </a:graphic>
+          </wp:inline>
+        </w:drawing>
+      </w:r>
+    </w:p>
+    <w:p>
+      <w:pPr>
+        <w:spacing w:after="120" w:before="120"/>
+        <w:jc w:val="center"/>
+      </w:pPr>
+      <w:r>
+        <w:drawing>
+          <wp:inline distT="0" distB="0" distL="0" distR="0">
+            <wp:extent cx="5715000" cy="2200275"/>
+            <wp:effectExtent t="0" r="0" b="0" l="0"/>
+            <wp:docPr id="1" name="1792514225905_image.png" descr="Captura de evidencia" title="1792514225905_image.png"/>
+            <wp:cNvGraphicFramePr>
+              <a:graphicFrameLocks xmlns:a="http://schemas.openxmlformats.org/drawingml/2006/main" noChangeAspect="1"/>
+            </wp:cNvGraphicFramePr>
+            <a:graphic xmlns:a="http://schemas.openxmlformats.org/drawingml/2006/main">
+              <a:graphicData uri="http://schemas.openxmlformats.org/drawingml/2006/picture">
+                <pic:pic xmlns:pic="http://schemas.openxmlformats.org/drawingml/2006/picture">
+                  <pic:nvPicPr>
+                    <pic:cNvPr id="0" name="" descr=""/>
+                    <pic:cNvPicPr>
+                      <a:picLocks noChangeAspect="1" noChangeArrowheads="1"/>
+                    </pic:cNvPicPr>
+                  </pic:nvPicPr>
+                  <pic:blipFill>
+                    <a:blip r:embed="rId13" cstate="none"/>
+                    <a:srcRect/>
+                    <a:stretch>
+                      <a:fillRect/>
+                    </a:stretch>
+                  </pic:blipFill>
+                  <pic:spPr bwMode="auto">
+                    <a:xfrm>
+                      <a:off x="0" y="0"/>
+                      <a:ext cx="5715000" cy="2200275"/>
+                    </a:xfrm>
+                    <a:prstGeom prst="rect">
+                      <a:avLst/>
+                    </a:prstGeom>
+                  </pic:spPr>
+                </pic:pic>
+              </a:graphicData>
+            </a:graphic>
+          </wp:inline>
+        </w:drawing>
+      </w:r>
+    </w:p>
     <w:p>
       <w:pPr>
         <w:pStyle w:val="Heading1"/>
